--- a/zht/docx/26.content.docx
+++ b/zht/docx/26.content.docx
@@ -19,7 +19,7 @@
         <w:rPr>
           <w:lang w:val="zh_TW" w:bidi="zh_TW"/>
         </w:rPr>
-        <w:t>Resource: 研讀筆記 - 書籍簡介 (Tyndale)</w:t>
+        <w:t>Resource: Tyndale Open Study Notes</w:t>
       </w:r>
       <w:r>
         <w:rPr>
@@ -112,7 +112,7 @@
         <w:rPr>
           <w:lang w:val="zh_TW" w:bidi="zh_TW"/>
         </w:rPr>
-        <w:t>研讀筆記 - 書籍簡介 (Tyndale)</w:t>
+        <w:t>Tyndale Open Study Notes</w:t>
       </w:r>
     </w:p>
     <w:p>

--- a/zht/docx/26.content.docx
+++ b/zht/docx/26.content.docx
@@ -19,7 +19,7 @@
         <w:rPr>
           <w:lang w:val="zh_TW" w:bidi="zh_TW"/>
         </w:rPr>
-        <w:t>Resource: Tyndale Open Study Notes</w:t>
+        <w:t>Resource: Aquifer Open Study Notes (Book Intros)</w:t>
       </w:r>
       <w:r>
         <w:rPr>
@@ -112,7 +112,7 @@
         <w:rPr>
           <w:lang w:val="zh_TW" w:bidi="zh_TW"/>
         </w:rPr>
-        <w:t>Tyndale Open Study Notes</w:t>
+        <w:t>Aquifer Open Study Notes (Book Intros)</w:t>
       </w:r>
     </w:p>
     <w:p>

--- a/zht/docx/26.content.docx
+++ b/zht/docx/26.content.docx
@@ -258,18 +258,12 @@
         </w:rPr>
         <w:t>以西結書是在猶大被擄到巴比倫的艱難時期（公元前605–538年），於巴比倫所寫而成的。巴比倫人攻佔了亞述的首都尼尼微（公元前612年），並在決定性的迦基米設戰役（Carchemish，公元前605年）中擊敗了最後抵抗的亞述人，完成了巴比倫的統治。同年，巴比倫人突襲猶大，並將上層階級的人質帶回巴比倫，其中也包括了但以理和他的三個朋友（</w:t>
       </w:r>
-      <w:hyperlink r:id="rId13">
-        <w:r>
-          <w:rPr>
-            <w:lang w:val="zh_TW" w:bidi="zh_TW"/>
-          </w:rPr>
-          <w:rPr>
-            <w:color w:val="0000EE"/>
-            <w:u w:val="single"/>
-          </w:rPr>
-          <w:t>但1:1–5</w:t>
-        </w:r>
-      </w:hyperlink>
+      <w:r>
+        <w:rPr>
+          <w:lang w:val="zh_TW" w:bidi="zh_TW"/>
+        </w:rPr>
+        <w:t>但1:1–5</w:t>
+      </w:r>
       <w:r>
         <w:rPr>
           <w:lang w:val="zh_TW" w:bidi="zh_TW"/>
@@ -318,18 +312,12 @@
         </w:rPr>
         <w:t>以西結的第一次異象發生在公元前593年的巴比倫，當時他正好三十歲（</w:t>
       </w:r>
-      <w:hyperlink r:id="rId14">
-        <w:r>
-          <w:rPr>
-            <w:lang w:val="zh_TW" w:bidi="zh_TW"/>
-          </w:rPr>
-          <w:rPr>
-            <w:color w:val="0000EE"/>
-            <w:u w:val="single"/>
-          </w:rPr>
-          <w:t>結1:1–2</w:t>
-        </w:r>
-      </w:hyperlink>
+      <w:r>
+        <w:rPr>
+          <w:lang w:val="zh_TW" w:bidi="zh_TW"/>
+        </w:rPr>
+        <w:t>結1:1–2</w:t>
+      </w:r>
       <w:r>
         <w:rPr>
           <w:lang w:val="zh_TW" w:bidi="zh_TW"/>
@@ -369,72 +357,48 @@
           <w:lang w:val="zh_TW" w:bidi="zh_TW"/>
         </w:rPr>
       </w:r>
-      <w:hyperlink r:id="rId15">
-        <w:r>
-          <w:rPr>
-            <w:lang w:val="zh_TW" w:bidi="zh_TW"/>
-          </w:rPr>
-          <w:rPr>
-            <w:color w:val="0000EE"/>
-            <w:u w:val="single"/>
-          </w:rPr>
-          <w:t>第一至三章</w:t>
-        </w:r>
-      </w:hyperlink>
+      <w:r>
+        <w:rPr>
+          <w:lang w:val="zh_TW" w:bidi="zh_TW"/>
+        </w:rPr>
+        <w:t>第一至三章</w:t>
+      </w:r>
       <w:r>
         <w:rPr>
           <w:lang w:val="zh_TW" w:bidi="zh_TW"/>
         </w:rPr>
         <w:t>講述以西結被呼召和委任為先知。他開頭的異象講述了耶和華的榮耀正在不祥的移動著（</w:t>
       </w:r>
-      <w:hyperlink r:id="rId16">
-        <w:r>
-          <w:rPr>
-            <w:lang w:val="zh_TW" w:bidi="zh_TW"/>
-          </w:rPr>
-          <w:rPr>
-            <w:color w:val="0000EE"/>
-            <w:u w:val="single"/>
-          </w:rPr>
-          <w:t>1:4–28</w:t>
-        </w:r>
-      </w:hyperlink>
+      <w:r>
+        <w:rPr>
+          <w:lang w:val="zh_TW" w:bidi="zh_TW"/>
+        </w:rPr>
+        <w:t>1:4–28</w:t>
+      </w:r>
       <w:r>
         <w:rPr>
           <w:lang w:val="zh_TW" w:bidi="zh_TW"/>
         </w:rPr>
         <w:t>）。在移動和審判的景象中，描繪了耶和華神作為天上的戰士，乘著祂的戰車來審判祂的百姓。在以西結蒙召的時候（</w:t>
       </w:r>
-      <w:hyperlink r:id="rId17">
-        <w:r>
-          <w:rPr>
-            <w:lang w:val="zh_TW" w:bidi="zh_TW"/>
-          </w:rPr>
-          <w:rPr>
-            <w:color w:val="0000EE"/>
-            <w:u w:val="single"/>
-          </w:rPr>
-          <w:t>2:1–3:15</w:t>
-        </w:r>
-      </w:hyperlink>
+      <w:r>
+        <w:rPr>
+          <w:lang w:val="zh_TW" w:bidi="zh_TW"/>
+        </w:rPr>
+        <w:t>2:1–3:15</w:t>
+      </w:r>
       <w:r>
         <w:rPr>
           <w:lang w:val="zh_TW" w:bidi="zh_TW"/>
         </w:rPr>
         <w:t>），聖靈告訴他，頑固和叛逆的猶大百姓不會聽從他的訊息。然而，耶和華希望以西結以同樣頑固的忠心傳講祂的訊息。就像守望者一樣（</w:t>
       </w:r>
-      <w:hyperlink r:id="rId18">
-        <w:r>
-          <w:rPr>
-            <w:lang w:val="zh_TW" w:bidi="zh_TW"/>
-          </w:rPr>
-          <w:rPr>
-            <w:color w:val="0000EE"/>
-            <w:u w:val="single"/>
-          </w:rPr>
-          <w:t>3:16–27</w:t>
-        </w:r>
-      </w:hyperlink>
+      <w:r>
+        <w:rPr>
+          <w:lang w:val="zh_TW" w:bidi="zh_TW"/>
+        </w:rPr>
+        <w:t>3:16–27</w:t>
+      </w:r>
       <w:r>
         <w:rPr>
           <w:lang w:val="zh_TW" w:bidi="zh_TW"/>
@@ -455,54 +419,36 @@
         </w:rPr>
         <w:t>在</w:t>
       </w:r>
-      <w:hyperlink r:id="rId19">
-        <w:r>
-          <w:rPr>
-            <w:lang w:val="zh_TW" w:bidi="zh_TW"/>
-          </w:rPr>
-          <w:rPr>
-            <w:color w:val="0000EE"/>
-            <w:u w:val="single"/>
-          </w:rPr>
-          <w:t>四至二十四章</w:t>
-        </w:r>
-      </w:hyperlink>
+      <w:r>
+        <w:rPr>
+          <w:lang w:val="zh_TW" w:bidi="zh_TW"/>
+        </w:rPr>
+        <w:t>四至二十四章</w:t>
+      </w:r>
       <w:r>
         <w:rPr>
           <w:lang w:val="zh_TW" w:bidi="zh_TW"/>
         </w:rPr>
         <w:t>，以西結對猶大和耶路撒冷發出了一連串的關乎災厄的預言。先知進行了一系列的帶有象徵意義的行動，描繪了耶路撒冷即將被圍困和毀滅。</w:t>
       </w:r>
-      <w:hyperlink r:id="rId20">
-        <w:r>
-          <w:rPr>
-            <w:lang w:val="zh_TW" w:bidi="zh_TW"/>
-          </w:rPr>
-          <w:rPr>
-            <w:color w:val="0000EE"/>
-            <w:u w:val="single"/>
-          </w:rPr>
-          <w:t>第八至十一章</w:t>
-        </w:r>
-      </w:hyperlink>
+      <w:r>
+        <w:rPr>
+          <w:lang w:val="zh_TW" w:bidi="zh_TW"/>
+        </w:rPr>
+        <w:t>第八至十一章</w:t>
+      </w:r>
       <w:r>
         <w:rPr>
           <w:lang w:val="zh_TW" w:bidi="zh_TW"/>
         </w:rPr>
         <w:t>以四個場景描繪了耶路撒冷的罪惡，這些場景中越來越可憎的行為，清楚地表明了為什麼會有即將到來的毀滅。神的榮耀離開了聖所，聖殿被徹底摧毀。這部分的詩歌、神諭和異象共同確立了耶路撒冷毀滅的必然性和公正性，最終以尼布甲尼撒圍困耶路撒冷的宣告和審判的必然性的最後訊息（</w:t>
       </w:r>
-      <w:hyperlink r:id="rId21">
-        <w:r>
-          <w:rPr>
-            <w:lang w:val="zh_TW" w:bidi="zh_TW"/>
-          </w:rPr>
-          <w:rPr>
-            <w:color w:val="0000EE"/>
-            <w:u w:val="single"/>
-          </w:rPr>
-          <w:t>第24章</w:t>
-        </w:r>
-      </w:hyperlink>
+      <w:r>
+        <w:rPr>
+          <w:lang w:val="zh_TW" w:bidi="zh_TW"/>
+        </w:rPr>
+        <w:t>第24章</w:t>
+      </w:r>
       <w:r>
         <w:rPr>
           <w:lang w:val="zh_TW" w:bidi="zh_TW"/>
@@ -523,36 +469,24 @@
         </w:rPr>
         <w:t>隨後，以西結轉向希望，以七個信息（</w:t>
       </w:r>
-      <w:hyperlink r:id="rId22">
-        <w:r>
-          <w:rPr>
-            <w:lang w:val="zh_TW" w:bidi="zh_TW"/>
-          </w:rPr>
-          <w:rPr>
-            <w:color w:val="0000EE"/>
-            <w:u w:val="single"/>
-          </w:rPr>
-          <w:t>第25–32章</w:t>
-        </w:r>
-      </w:hyperlink>
+      <w:r>
+        <w:rPr>
+          <w:lang w:val="zh_TW" w:bidi="zh_TW"/>
+        </w:rPr>
+        <w:t>第25–32章</w:t>
+      </w:r>
       <w:r>
         <w:rPr>
           <w:lang w:val="zh_TW" w:bidi="zh_TW"/>
         </w:rPr>
         <w:t>）作為開始，譴責周圍的國家，協助巴比倫人並為耶路撒冷的淪陷感到高興。這些信息顯示出神對亞伯拉罕所作的應許仍然有效：「我必……咒詛那咒詛你的人」(</w:t>
       </w:r>
-      <w:hyperlink r:id="rId23">
-        <w:r>
-          <w:rPr>
-            <w:lang w:val="zh_TW" w:bidi="zh_TW"/>
-          </w:rPr>
-          <w:rPr>
-            <w:color w:val="0000EE"/>
-            <w:u w:val="single"/>
-          </w:rPr>
-          <w:t>創12:3</w:t>
-        </w:r>
-      </w:hyperlink>
+      <w:r>
+        <w:rPr>
+          <w:lang w:val="zh_TW" w:bidi="zh_TW"/>
+        </w:rPr>
+        <w:t>創12:3</w:t>
+      </w:r>
       <w:r>
         <w:rPr>
           <w:lang w:val="zh_TW" w:bidi="zh_TW"/>
@@ -567,72 +501,48 @@
           <w:lang w:val="zh_TW" w:bidi="zh_TW"/>
         </w:rPr>
       </w:r>
-      <w:hyperlink r:id="rId24">
-        <w:r>
-          <w:rPr>
-            <w:lang w:val="zh_TW" w:bidi="zh_TW"/>
-          </w:rPr>
-          <w:rPr>
-            <w:color w:val="0000EE"/>
-            <w:u w:val="single"/>
-          </w:rPr>
-          <w:t>第三十三章至四十八章</w:t>
-        </w:r>
-      </w:hyperlink>
+      <w:r>
+        <w:rPr>
+          <w:lang w:val="zh_TW" w:bidi="zh_TW"/>
+        </w:rPr>
+        <w:t>第三十三章至四十八章</w:t>
+      </w:r>
       <w:r>
         <w:rPr>
           <w:lang w:val="zh_TW" w:bidi="zh_TW"/>
         </w:rPr>
         <w:t>完成了從審判到希望的轉變，從被擄者終於聽到耶路撒冷毀滅的消息——這個決定性的時刻開始（</w:t>
       </w:r>
-      <w:hyperlink r:id="rId25">
-        <w:r>
-          <w:rPr>
-            <w:lang w:val="zh_TW" w:bidi="zh_TW"/>
-          </w:rPr>
-          <w:rPr>
-            <w:color w:val="0000EE"/>
-            <w:u w:val="single"/>
-          </w:rPr>
-          <w:t>33:21</w:t>
-        </w:r>
-      </w:hyperlink>
+      <w:r>
+        <w:rPr>
+          <w:lang w:val="zh_TW" w:bidi="zh_TW"/>
+        </w:rPr>
+        <w:t>33:21</w:t>
+      </w:r>
       <w:r>
         <w:rPr>
           <w:lang w:val="zh_TW" w:bidi="zh_TW"/>
         </w:rPr>
         <w:t>）。此時，主再次委派先知以西結作為守望者，向那些拒絕悔改的人宣告審判，並應許給那些悔改的人以生命。希望的信息中，應許會有一位新的牧者，並有一個更新的約和地土，百姓將在那裡合一同住（</w:t>
       </w:r>
-      <w:hyperlink r:id="rId26">
-        <w:r>
-          <w:rPr>
-            <w:lang w:val="zh_TW" w:bidi="zh_TW"/>
-          </w:rPr>
-          <w:rPr>
-            <w:color w:val="0000EE"/>
-            <w:u w:val="single"/>
-          </w:rPr>
-          <w:t>第34–37章</w:t>
-        </w:r>
-      </w:hyperlink>
+      <w:r>
+        <w:rPr>
+          <w:lang w:val="zh_TW" w:bidi="zh_TW"/>
+        </w:rPr>
+        <w:t>第34–37章</w:t>
+      </w:r>
       <w:r>
         <w:rPr>
           <w:lang w:val="zh_TW" w:bidi="zh_TW"/>
         </w:rPr>
         <w:t>）。戰爭的烏雲雖然威脅著這幅祝福的圖景（</w:t>
       </w:r>
-      <w:hyperlink r:id="rId27">
-        <w:r>
-          <w:rPr>
-            <w:lang w:val="zh_TW" w:bidi="zh_TW"/>
-          </w:rPr>
-          <w:rPr>
-            <w:color w:val="0000EE"/>
-            <w:u w:val="single"/>
-          </w:rPr>
-          <w:t>第38–39章</w:t>
-        </w:r>
-      </w:hyperlink>
+      <w:r>
+        <w:rPr>
+          <w:lang w:val="zh_TW" w:bidi="zh_TW"/>
+        </w:rPr>
+        <w:t>第38–39章</w:t>
+      </w:r>
       <w:r>
         <w:rPr>
           <w:lang w:val="zh_TW" w:bidi="zh_TW"/>
@@ -653,18 +563,12 @@
         </w:rPr>
         <w:t>在神擊敗歌革和他的盟友之後，祂就可以揭示最終的聖殿和重新分配的地土（</w:t>
       </w:r>
-      <w:hyperlink r:id="rId28">
-        <w:r>
-          <w:rPr>
-            <w:lang w:val="zh_TW" w:bidi="zh_TW"/>
-          </w:rPr>
-          <w:rPr>
-            <w:color w:val="0000EE"/>
-            <w:u w:val="single"/>
-          </w:rPr>
-          <w:t>第40–48章</w:t>
-        </w:r>
-      </w:hyperlink>
+      <w:r>
+        <w:rPr>
+          <w:lang w:val="zh_TW" w:bidi="zh_TW"/>
+        </w:rPr>
+        <w:t>第40–48章</w:t>
+      </w:r>
       <w:r>
         <w:rPr>
           <w:lang w:val="zh_TW" w:bidi="zh_TW"/>
@@ -696,18 +600,12 @@
         </w:rPr>
         <w:t>在本書開頭的幾節經文中，先知以西結聲稱他是作者（</w:t>
       </w:r>
-      <w:hyperlink r:id="rId29">
-        <w:r>
-          <w:rPr>
-            <w:lang w:val="zh_TW" w:bidi="zh_TW"/>
-          </w:rPr>
-          <w:rPr>
-            <w:color w:val="0000EE"/>
-            <w:u w:val="single"/>
-          </w:rPr>
-          <w:t>1:3</w:t>
-        </w:r>
-      </w:hyperlink>
+      <w:r>
+        <w:rPr>
+          <w:lang w:val="zh_TW" w:bidi="zh_TW"/>
+        </w:rPr>
+        <w:t>1:3</w:t>
+      </w:r>
       <w:r>
         <w:rPr>
           <w:lang w:val="zh_TW" w:bidi="zh_TW"/>
@@ -779,18 +677,12 @@
         </w:rPr>
         <w:t>」（</w:t>
       </w:r>
-      <w:hyperlink r:id="rId30">
-        <w:r>
-          <w:rPr>
-            <w:lang w:val="zh_TW" w:bidi="zh_TW"/>
-          </w:rPr>
-          <w:rPr>
-            <w:color w:val="0000EE"/>
-            <w:u w:val="single"/>
-          </w:rPr>
-          <w:t>33:10</w:t>
-        </w:r>
-      </w:hyperlink>
+      <w:r>
+        <w:rPr>
+          <w:lang w:val="zh_TW" w:bidi="zh_TW"/>
+        </w:rPr>
+        <w:t>33:10</w:t>
+      </w:r>
       <w:r>
         <w:rPr>
           <w:lang w:val="zh_TW" w:bidi="zh_TW"/>
@@ -811,72 +703,48 @@
         </w:rPr>
         <w:t>對於這些希望破滅了的人，先知傳達了神的主權與榮耀的信息，將神描繪為威嚴、超然和大有能力的。巴比倫的眾神當然沒有擊敗主耶和華；相反，神因為祂子民的罪而主動放棄了祂的土地和居所。雖然祂離開了被玷污的耶路撒冷城，但這位榮耀的神並沒有拋棄祂的子民。相反的，祂去到被擄的餘民那裡（</w:t>
       </w:r>
-      <w:hyperlink r:id="rId31">
-        <w:r>
-          <w:rPr>
-            <w:lang w:val="zh_TW" w:bidi="zh_TW"/>
-          </w:rPr>
-          <w:rPr>
-            <w:color w:val="0000EE"/>
-            <w:u w:val="single"/>
-          </w:rPr>
-          <w:t>11:16</w:t>
-        </w:r>
-      </w:hyperlink>
+      <w:r>
+        <w:rPr>
+          <w:lang w:val="zh_TW" w:bidi="zh_TW"/>
+        </w:rPr>
+        <w:t>11:16</w:t>
+      </w:r>
       <w:r>
         <w:rPr>
           <w:lang w:val="zh_TW" w:bidi="zh_TW"/>
         </w:rPr>
         <w:t>），以西結自己也是在那裡第一次看到耶和華的榮耀（</w:t>
       </w:r>
-      <w:hyperlink r:id="rId32">
-        <w:r>
-          <w:rPr>
-            <w:lang w:val="zh_TW" w:bidi="zh_TW"/>
-          </w:rPr>
-          <w:rPr>
-            <w:color w:val="0000EE"/>
-            <w:u w:val="single"/>
-          </w:rPr>
-          <w:t>1:1</w:t>
-        </w:r>
-      </w:hyperlink>
+      <w:r>
+        <w:rPr>
+          <w:lang w:val="zh_TW" w:bidi="zh_TW"/>
+        </w:rPr>
+        <w:t>1:1</w:t>
+      </w:r>
       <w:r>
         <w:rPr>
           <w:lang w:val="zh_TW" w:bidi="zh_TW"/>
         </w:rPr>
         <w:t>）。神仍然掌管萬有，甚至巴比倫王尼布甲尼撒試圖透過占卜諮詢他自己的神（</w:t>
       </w:r>
-      <w:hyperlink r:id="rId33">
-        <w:r>
-          <w:rPr>
-            <w:lang w:val="zh_TW" w:bidi="zh_TW"/>
-          </w:rPr>
-          <w:rPr>
-            <w:color w:val="0000EE"/>
-            <w:u w:val="single"/>
-          </w:rPr>
-          <w:t>21:21–23</w:t>
-        </w:r>
-      </w:hyperlink>
+      <w:r>
+        <w:rPr>
+          <w:lang w:val="zh_TW" w:bidi="zh_TW"/>
+        </w:rPr>
+        <w:t>21:21–23</w:t>
+      </w:r>
       <w:r>
         <w:rPr>
           <w:lang w:val="zh_TW" w:bidi="zh_TW"/>
         </w:rPr>
         <w:t>；參</w:t>
       </w:r>
-      <w:hyperlink r:id="rId34">
-        <w:r>
-          <w:rPr>
-            <w:lang w:val="zh_TW" w:bidi="zh_TW"/>
-          </w:rPr>
-          <w:rPr>
-            <w:color w:val="0000EE"/>
-            <w:u w:val="single"/>
-          </w:rPr>
-          <w:t>但2–4</w:t>
-        </w:r>
-      </w:hyperlink>
+      <w:r>
+        <w:rPr>
+          <w:lang w:val="zh_TW" w:bidi="zh_TW"/>
+        </w:rPr>
+        <w:t>但2–4</w:t>
+      </w:r>
       <w:r>
         <w:rPr>
           <w:lang w:val="zh_TW" w:bidi="zh_TW"/>
@@ -897,36 +765,24 @@
         </w:rPr>
         <w:t>耶路撒冷的毀滅並不是神子民故事的終結。神曾應許要賜福給亞伯拉罕的後裔，使他們成為大國，並通過他們祝福萬國。對猶大周圍國家的預言（</w:t>
       </w:r>
-      <w:hyperlink r:id="rId22">
-        <w:r>
-          <w:rPr>
-            <w:lang w:val="zh_TW" w:bidi="zh_TW"/>
-          </w:rPr>
-          <w:rPr>
-            <w:color w:val="0000EE"/>
-            <w:u w:val="single"/>
-          </w:rPr>
-          <w:t>結25–32</w:t>
-        </w:r>
-      </w:hyperlink>
+      <w:r>
+        <w:rPr>
+          <w:lang w:val="zh_TW" w:bidi="zh_TW"/>
+        </w:rPr>
+        <w:t>結25–32</w:t>
+      </w:r>
       <w:r>
         <w:rPr>
           <w:lang w:val="zh_TW" w:bidi="zh_TW"/>
         </w:rPr>
         <w:t>）表明了神並沒有忘記祂古老的應許，那些因以色列的滅亡而歡欣的人，自己也將受到嚴厲的審判。神不會永遠拋棄祂的子民。有一天，祂會回來成為他們的牧者（</w:t>
       </w:r>
-      <w:hyperlink r:id="rId35">
-        <w:r>
-          <w:rPr>
-            <w:lang w:val="zh_TW" w:bidi="zh_TW"/>
-          </w:rPr>
-          <w:rPr>
-            <w:color w:val="0000EE"/>
-            <w:u w:val="single"/>
-          </w:rPr>
-          <w:t>34:11</w:t>
-        </w:r>
-      </w:hyperlink>
+      <w:r>
+        <w:rPr>
+          <w:lang w:val="zh_TW" w:bidi="zh_TW"/>
+        </w:rPr>
+        <w:t>34:11</w:t>
+      </w:r>
       <w:r>
         <w:rPr>
           <w:lang w:val="zh_TW" w:bidi="zh_TW"/>
@@ -947,168 +803,108 @@
         </w:rPr>
         <w:t>以西結書指向了在耶穌基督裡所成就的更大的盼望。透過基督，神的榮耀完全住在我們中間，成為我們在被擄的黑暗中的光芒（</w:t>
       </w:r>
-      <w:hyperlink r:id="rId31">
-        <w:r>
-          <w:rPr>
-            <w:lang w:val="zh_TW" w:bidi="zh_TW"/>
-          </w:rPr>
-          <w:rPr>
-            <w:color w:val="0000EE"/>
-            <w:u w:val="single"/>
-          </w:rPr>
-          <w:t>11:16，</w:t>
-        </w:r>
-      </w:hyperlink>
-      <w:hyperlink r:id="rId36">
-        <w:r>
-          <w:rPr>
-            <w:lang w:val="zh_TW" w:bidi="zh_TW"/>
-          </w:rPr>
-          <w:rPr>
-            <w:color w:val="0000EE"/>
-            <w:u w:val="single"/>
-          </w:rPr>
-          <w:t>43:1–5</w:t>
-        </w:r>
-      </w:hyperlink>
+      <w:r>
+        <w:rPr>
+          <w:lang w:val="zh_TW" w:bidi="zh_TW"/>
+        </w:rPr>
+        <w:t>11:16，</w:t>
+      </w:r>
+      <w:r>
+        <w:rPr>
+          <w:lang w:val="zh_TW" w:bidi="zh_TW"/>
+        </w:rPr>
+        <w:t>43:1–5</w:t>
+      </w:r>
       <w:r>
         <w:rPr>
           <w:lang w:val="zh_TW" w:bidi="zh_TW"/>
         </w:rPr>
         <w:t>；</w:t>
       </w:r>
-      <w:hyperlink r:id="rId37">
-        <w:r>
-          <w:rPr>
-            <w:lang w:val="zh_TW" w:bidi="zh_TW"/>
-          </w:rPr>
-          <w:rPr>
-            <w:color w:val="0000EE"/>
-            <w:u w:val="single"/>
-          </w:rPr>
-          <w:t>約1:14</w:t>
-        </w:r>
-      </w:hyperlink>
+      <w:r>
+        <w:rPr>
+          <w:lang w:val="zh_TW" w:bidi="zh_TW"/>
+        </w:rPr>
+        <w:t>約1:14</w:t>
+      </w:r>
       <w:r>
         <w:rPr>
           <w:lang w:val="zh_TW" w:bidi="zh_TW"/>
         </w:rPr>
         <w:t>）。好牧人會為祂的羊群重拾公義（</w:t>
       </w:r>
-      <w:hyperlink r:id="rId38">
-        <w:r>
-          <w:rPr>
-            <w:lang w:val="zh_TW" w:bidi="zh_TW"/>
-          </w:rPr>
-          <w:rPr>
-            <w:color w:val="0000EE"/>
-            <w:u w:val="single"/>
-          </w:rPr>
-          <w:t>結34:1–24</w:t>
-        </w:r>
-      </w:hyperlink>
+      <w:r>
+        <w:rPr>
+          <w:lang w:val="zh_TW" w:bidi="zh_TW"/>
+        </w:rPr>
+        <w:t>結34:1–24</w:t>
+      </w:r>
       <w:r>
         <w:rPr>
           <w:lang w:val="zh_TW" w:bidi="zh_TW"/>
         </w:rPr>
         <w:t>；</w:t>
       </w:r>
-      <w:hyperlink r:id="rId39">
-        <w:r>
-          <w:rPr>
-            <w:lang w:val="zh_TW" w:bidi="zh_TW"/>
-          </w:rPr>
-          <w:rPr>
-            <w:color w:val="0000EE"/>
-            <w:u w:val="single"/>
-          </w:rPr>
-          <w:t>約10:11</w:t>
-        </w:r>
-      </w:hyperlink>
+      <w:r>
+        <w:rPr>
+          <w:lang w:val="zh_TW" w:bidi="zh_TW"/>
+        </w:rPr>
+        <w:t>約10:11</w:t>
+      </w:r>
       <w:r>
         <w:rPr>
           <w:lang w:val="zh_TW" w:bidi="zh_TW"/>
         </w:rPr>
         <w:t>）。祂以祂的靈充滿我們，使我們在祂裡面成為新造的人（</w:t>
       </w:r>
-      <w:hyperlink r:id="rId40">
-        <w:r>
-          <w:rPr>
-            <w:lang w:val="zh_TW" w:bidi="zh_TW"/>
-          </w:rPr>
-          <w:rPr>
-            <w:color w:val="0000EE"/>
-            <w:u w:val="single"/>
-          </w:rPr>
-          <w:t>結36:26–28，</w:t>
-        </w:r>
-      </w:hyperlink>
-      <w:hyperlink r:id="rId41">
-        <w:r>
-          <w:rPr>
-            <w:lang w:val="zh_TW" w:bidi="zh_TW"/>
-          </w:rPr>
-          <w:rPr>
-            <w:color w:val="0000EE"/>
-            <w:u w:val="single"/>
-          </w:rPr>
-          <w:t>37:1–14</w:t>
-        </w:r>
-      </w:hyperlink>
+      <w:r>
+        <w:rPr>
+          <w:lang w:val="zh_TW" w:bidi="zh_TW"/>
+        </w:rPr>
+        <w:t>結36:26–28，</w:t>
+      </w:r>
+      <w:r>
+        <w:rPr>
+          <w:lang w:val="zh_TW" w:bidi="zh_TW"/>
+        </w:rPr>
+        <w:t>37:1–14</w:t>
+      </w:r>
       <w:r>
         <w:rPr>
           <w:lang w:val="zh_TW" w:bidi="zh_TW"/>
         </w:rPr>
         <w:t>；</w:t>
       </w:r>
-      <w:hyperlink r:id="rId42">
-        <w:r>
-          <w:rPr>
-            <w:lang w:val="zh_TW" w:bidi="zh_TW"/>
-          </w:rPr>
-          <w:rPr>
-            <w:color w:val="0000EE"/>
-            <w:u w:val="single"/>
-          </w:rPr>
-          <w:t>林後5:17</w:t>
-        </w:r>
-      </w:hyperlink>
+      <w:r>
+        <w:rPr>
+          <w:lang w:val="zh_TW" w:bidi="zh_TW"/>
+        </w:rPr>
+        <w:t>林後5:17</w:t>
+      </w:r>
       <w:r>
         <w:rPr>
           <w:lang w:val="zh_TW" w:bidi="zh_TW"/>
         </w:rPr>
         <w:t>）。那些與基督聯合的人比以西結的異象所預言的更能接近神的同在。他們能自由地接近施恩寶座，並飲用寶座流出的生命之水（</w:t>
       </w:r>
-      <w:hyperlink r:id="rId43">
-        <w:r>
-          <w:rPr>
-            <w:lang w:val="zh_TW" w:bidi="zh_TW"/>
-          </w:rPr>
-          <w:rPr>
-            <w:color w:val="0000EE"/>
-            <w:u w:val="single"/>
-          </w:rPr>
-          <w:t>結47:1–11</w:t>
-        </w:r>
-      </w:hyperlink>
+      <w:r>
+        <w:rPr>
+          <w:lang w:val="zh_TW" w:bidi="zh_TW"/>
+        </w:rPr>
+        <w:t>結47:1–11</w:t>
+      </w:r>
       <w:r>
         <w:rPr>
           <w:lang w:val="zh_TW" w:bidi="zh_TW"/>
         </w:rPr>
         <w:t>；</w:t>
       </w:r>
-      <w:hyperlink r:id="rId44">
-        <w:r>
-          <w:rPr>
-            <w:lang w:val="zh_TW" w:bidi="zh_TW"/>
-          </w:rPr>
-          <w:rPr>
-            <w:color w:val="0000EE"/>
-            <w:u w:val="single"/>
-          </w:rPr>
-          <w:t>啟22:1–5</w:t>
-        </w:r>
-      </w:hyperlink>
+      <w:r>
+        <w:rPr>
+          <w:lang w:val="zh_TW" w:bidi="zh_TW"/>
+        </w:rPr>
+        <w:t>啟22:1–5</w:t>
+      </w:r>
       <w:r>
         <w:rPr>
           <w:lang w:val="zh_TW" w:bidi="zh_TW"/>
